--- a/docs/02-Arktik-Eis/sitzung-1-01.docx
+++ b/docs/02-Arktik-Eis/sitzung-1-01.docx
@@ -145,7 +145,7 @@
       </w:r>
     </w:p>
     <w:bookmarkEnd w:id="21"/>
-    <w:bookmarkStart w:id="31" w:name="vermutungen"/>
+    <w:bookmarkStart w:id="36" w:name="vermutungen"/>
     <w:p>
       <w:pPr>
         <w:pStyle w:val="Heading1"/>
@@ -670,13 +670,22 @@
       </w:r>
     </w:p>
     <w:bookmarkEnd w:id="29"/>
-    <w:bookmarkStart w:id="30" w:name="material-3"/>
+    <w:bookmarkStart w:id="35" w:name="material"/>
     <w:p>
       <w:pPr>
         <w:pStyle w:val="Heading2"/>
       </w:pPr>
       <w:r>
-        <w:t xml:space="preserve">Material 3</w:t>
+        <w:t xml:space="preserve">Material</w:t>
+      </w:r>
+    </w:p>
+    <w:bookmarkStart w:id="30" w:name="material-1"/>
+    <w:p>
+      <w:pPr>
+        <w:pStyle w:val="Heading3"/>
+      </w:pPr>
+      <w:r>
+        <w:t xml:space="preserve">Material 1</w:t>
       </w:r>
     </w:p>
     <w:tbl>
@@ -1002,36 +1011,64 @@
           </w:p>
         </w:tc>
       </w:tr>
+    </w:tbl>
+    <w:bookmarkEnd w:id="30"/>
+    <w:bookmarkStart w:id="31" w:name="material-2"/>
+    <w:p>
+      <w:pPr>
+        <w:pStyle w:val="Heading3"/>
+      </w:pPr>
+      <w:r>
+        <w:t xml:space="preserve">Material 2</w:t>
+      </w:r>
+    </w:p>
+    <w:tbl>
+      <w:tblPr>
+        <w:tblStyle w:val="Table"/>
+        <w:tblW w:type="auto" w:w="0"/>
+        <w:tblLook w:firstRow="1" w:lastRow="0" w:firstColumn="0" w:lastColumn="0" w:noHBand="0" w:noVBand="0" w:val="0020"/>
+      </w:tblPr>
+      <w:tblGrid>
+        <w:gridCol w:w="2640"/>
+        <w:gridCol w:w="2640"/>
+        <w:gridCol w:w="2640"/>
+      </w:tblGrid>
       <w:tr>
-        <w:tc>
-          <w:tcPr/>
-          <w:p>
-            <w:pPr>
-              <w:pStyle w:val="Compact"/>
-            </w:pPr>
-          </w:p>
-        </w:tc>
-        <w:tc>
-          <w:tcPr/>
-          <w:p>
-            <w:pPr>
-              <w:pStyle w:val="Compact"/>
-              <w:jc w:val="right"/>
-            </w:pPr>
-            <w:r>
-              <w:t xml:space="preserve">2008</w:t>
-            </w:r>
-          </w:p>
-        </w:tc>
-        <w:tc>
-          <w:tcPr/>
-          <w:p>
-            <w:pPr>
-              <w:pStyle w:val="Compact"/>
-              <w:jc w:val="right"/>
-            </w:pPr>
-            <w:r>
-              <w:t xml:space="preserve">4,6</w:t>
+        <w:trPr>
+          <w:tblHeader w:val="on"/>
+        </w:trPr>
+        <w:tc>
+          <w:tcPr/>
+          <w:p>
+            <w:pPr>
+              <w:pStyle w:val="Compact"/>
+            </w:pPr>
+            <w:r>
+              <w:t xml:space="preserve">Auswahl A+B</w:t>
+            </w:r>
+          </w:p>
+        </w:tc>
+        <w:tc>
+          <w:tcPr/>
+          <w:p>
+            <w:pPr>
+              <w:pStyle w:val="Compact"/>
+              <w:jc w:val="right"/>
+            </w:pPr>
+            <w:r>
+              <w:t xml:space="preserve">Jahr</w:t>
+            </w:r>
+          </w:p>
+        </w:tc>
+        <w:tc>
+          <w:tcPr/>
+          <w:p>
+            <w:pPr>
+              <w:pStyle w:val="Compact"/>
+              <w:jc w:val="right"/>
+            </w:pPr>
+            <w:r>
+              <w:t xml:space="preserve">Mio. km²</w:t>
             </w:r>
           </w:p>
         </w:tc>
@@ -1053,19 +1090,19 @@
               <w:jc w:val="right"/>
             </w:pPr>
             <w:r>
-              <w:t xml:space="preserve">2009</w:t>
-            </w:r>
-          </w:p>
-        </w:tc>
-        <w:tc>
-          <w:tcPr/>
-          <w:p>
-            <w:pPr>
-              <w:pStyle w:val="Compact"/>
-              <w:jc w:val="right"/>
-            </w:pPr>
-            <w:r>
-              <w:t xml:space="preserve">5,1</w:t>
+              <w:t xml:space="preserve">2008</w:t>
+            </w:r>
+          </w:p>
+        </w:tc>
+        <w:tc>
+          <w:tcPr/>
+          <w:p>
+            <w:pPr>
+              <w:pStyle w:val="Compact"/>
+              <w:jc w:val="right"/>
+            </w:pPr>
+            <w:r>
+              <w:t xml:space="preserve">4,6</w:t>
             </w:r>
           </w:p>
         </w:tc>
@@ -1087,19 +1124,19 @@
               <w:jc w:val="right"/>
             </w:pPr>
             <w:r>
-              <w:t xml:space="preserve">2010</w:t>
-            </w:r>
-          </w:p>
-        </w:tc>
-        <w:tc>
-          <w:tcPr/>
-          <w:p>
-            <w:pPr>
-              <w:pStyle w:val="Compact"/>
-              <w:jc w:val="right"/>
-            </w:pPr>
-            <w:r>
-              <w:t xml:space="preserve">4,6</w:t>
+              <w:t xml:space="preserve">2009</w:t>
+            </w:r>
+          </w:p>
+        </w:tc>
+        <w:tc>
+          <w:tcPr/>
+          <w:p>
+            <w:pPr>
+              <w:pStyle w:val="Compact"/>
+              <w:jc w:val="right"/>
+            </w:pPr>
+            <w:r>
+              <w:t xml:space="preserve">5,1</w:t>
             </w:r>
           </w:p>
         </w:tc>
@@ -1121,19 +1158,19 @@
               <w:jc w:val="right"/>
             </w:pPr>
             <w:r>
-              <w:t xml:space="preserve">2012</w:t>
-            </w:r>
-          </w:p>
-        </w:tc>
-        <w:tc>
-          <w:tcPr/>
-          <w:p>
-            <w:pPr>
-              <w:pStyle w:val="Compact"/>
-              <w:jc w:val="right"/>
-            </w:pPr>
-            <w:r>
-              <w:t xml:space="preserve">3,4</w:t>
+              <w:t xml:space="preserve">2010</w:t>
+            </w:r>
+          </w:p>
+        </w:tc>
+        <w:tc>
+          <w:tcPr/>
+          <w:p>
+            <w:pPr>
+              <w:pStyle w:val="Compact"/>
+              <w:jc w:val="right"/>
+            </w:pPr>
+            <w:r>
+              <w:t xml:space="preserve">4,6</w:t>
             </w:r>
           </w:p>
         </w:tc>
@@ -1155,19 +1192,19 @@
               <w:jc w:val="right"/>
             </w:pPr>
             <w:r>
-              <w:t xml:space="preserve">2017</w:t>
-            </w:r>
-          </w:p>
-        </w:tc>
-        <w:tc>
-          <w:tcPr/>
-          <w:p>
-            <w:pPr>
-              <w:pStyle w:val="Compact"/>
-              <w:jc w:val="right"/>
-            </w:pPr>
-            <w:r>
-              <w:t xml:space="preserve">4,7</w:t>
+              <w:t xml:space="preserve">2012</w:t>
+            </w:r>
+          </w:p>
+        </w:tc>
+        <w:tc>
+          <w:tcPr/>
+          <w:p>
+            <w:pPr>
+              <w:pStyle w:val="Compact"/>
+              <w:jc w:val="right"/>
+            </w:pPr>
+            <w:r>
+              <w:t xml:space="preserve">3,4</w:t>
             </w:r>
           </w:p>
         </w:tc>
@@ -1189,7 +1226,7 @@
               <w:jc w:val="right"/>
             </w:pPr>
             <w:r>
-              <w:t xml:space="preserve">2018</w:t>
+              <w:t xml:space="preserve">2017</w:t>
             </w:r>
           </w:p>
         </w:tc>
@@ -1223,19 +1260,19 @@
               <w:jc w:val="right"/>
             </w:pPr>
             <w:r>
-              <w:t xml:space="preserve">2024</w:t>
-            </w:r>
-          </w:p>
-        </w:tc>
-        <w:tc>
-          <w:tcPr/>
-          <w:p>
-            <w:pPr>
-              <w:pStyle w:val="Compact"/>
-              <w:jc w:val="right"/>
-            </w:pPr>
-            <w:r>
-              <w:t xml:space="preserve">4,3</w:t>
+              <w:t xml:space="preserve">2018</w:t>
+            </w:r>
+          </w:p>
+        </w:tc>
+        <w:tc>
+          <w:tcPr/>
+          <w:p>
+            <w:pPr>
+              <w:pStyle w:val="Compact"/>
+              <w:jc w:val="right"/>
+            </w:pPr>
+            <w:r>
+              <w:t xml:space="preserve">4,7</w:t>
             </w:r>
           </w:p>
         </w:tc>
@@ -1257,6 +1294,40 @@
               <w:jc w:val="right"/>
             </w:pPr>
             <w:r>
+              <w:t xml:space="preserve">2024</w:t>
+            </w:r>
+          </w:p>
+        </w:tc>
+        <w:tc>
+          <w:tcPr/>
+          <w:p>
+            <w:pPr>
+              <w:pStyle w:val="Compact"/>
+              <w:jc w:val="right"/>
+            </w:pPr>
+            <w:r>
+              <w:t xml:space="preserve">4,3</w:t>
+            </w:r>
+          </w:p>
+        </w:tc>
+      </w:tr>
+      <w:tr>
+        <w:tc>
+          <w:tcPr/>
+          <w:p>
+            <w:pPr>
+              <w:pStyle w:val="Compact"/>
+            </w:pPr>
+          </w:p>
+        </w:tc>
+        <w:tc>
+          <w:tcPr/>
+          <w:p>
+            <w:pPr>
+              <w:pStyle w:val="Compact"/>
+              <w:jc w:val="right"/>
+            </w:pPr>
+            <w:r>
               <w:t xml:space="preserve">2025</w:t>
             </w:r>
           </w:p>
@@ -1275,8 +1346,644 @@
         </w:tc>
       </w:tr>
     </w:tbl>
-    <w:bookmarkEnd w:id="30"/>
     <w:bookmarkEnd w:id="31"/>
+    <w:bookmarkStart w:id="32" w:name="material-3"/>
+    <w:p>
+      <w:pPr>
+        <w:pStyle w:val="Heading3"/>
+      </w:pPr>
+      <w:r>
+        <w:t xml:space="preserve">Material 3</w:t>
+      </w:r>
+    </w:p>
+    <w:tbl>
+      <w:tblPr>
+        <w:tblStyle w:val="Table"/>
+        <w:tblW w:type="auto" w:w="0"/>
+        <w:tblLook w:firstRow="1" w:lastRow="0" w:firstColumn="0" w:lastColumn="0" w:noHBand="0" w:noVBand="0" w:val="0020"/>
+      </w:tblPr>
+      <w:tblGrid>
+        <w:gridCol w:w="2640"/>
+        <w:gridCol w:w="2640"/>
+        <w:gridCol w:w="2640"/>
+      </w:tblGrid>
+      <w:tr>
+        <w:trPr>
+          <w:tblHeader w:val="on"/>
+        </w:trPr>
+        <w:tc>
+          <w:tcPr/>
+          <w:p>
+            <w:pPr>
+              <w:pStyle w:val="Compact"/>
+            </w:pPr>
+            <w:r>
+              <w:t xml:space="preserve">Auswahl A+B</w:t>
+            </w:r>
+          </w:p>
+        </w:tc>
+        <w:tc>
+          <w:tcPr/>
+          <w:p>
+            <w:pPr>
+              <w:pStyle w:val="Compact"/>
+              <w:jc w:val="right"/>
+            </w:pPr>
+            <w:r>
+              <w:t xml:space="preserve">Jahr</w:t>
+            </w:r>
+          </w:p>
+        </w:tc>
+        <w:tc>
+          <w:tcPr/>
+          <w:p>
+            <w:pPr>
+              <w:pStyle w:val="Compact"/>
+              <w:jc w:val="right"/>
+            </w:pPr>
+            <w:r>
+              <w:t xml:space="preserve">Mio. km²</w:t>
+            </w:r>
+          </w:p>
+        </w:tc>
+      </w:tr>
+      <w:tr>
+        <w:tc>
+          <w:tcPr/>
+          <w:p>
+            <w:pPr>
+              <w:pStyle w:val="Compact"/>
+            </w:pPr>
+          </w:p>
+        </w:tc>
+        <w:tc>
+          <w:tcPr/>
+          <w:p>
+            <w:pPr>
+              <w:pStyle w:val="Compact"/>
+              <w:jc w:val="right"/>
+            </w:pPr>
+            <w:r>
+              <w:t xml:space="preserve">1980</w:t>
+            </w:r>
+          </w:p>
+        </w:tc>
+        <w:tc>
+          <w:tcPr/>
+          <w:p>
+            <w:pPr>
+              <w:pStyle w:val="Compact"/>
+              <w:jc w:val="right"/>
+            </w:pPr>
+            <w:r>
+              <w:t xml:space="preserve">7,5</w:t>
+            </w:r>
+          </w:p>
+        </w:tc>
+      </w:tr>
+      <w:tr>
+        <w:tc>
+          <w:tcPr/>
+          <w:p>
+            <w:pPr>
+              <w:pStyle w:val="Compact"/>
+            </w:pPr>
+          </w:p>
+        </w:tc>
+        <w:tc>
+          <w:tcPr/>
+          <w:p>
+            <w:pPr>
+              <w:pStyle w:val="Compact"/>
+              <w:jc w:val="right"/>
+            </w:pPr>
+            <w:r>
+              <w:t xml:space="preserve">1984</w:t>
+            </w:r>
+          </w:p>
+        </w:tc>
+        <w:tc>
+          <w:tcPr/>
+          <w:p>
+            <w:pPr>
+              <w:pStyle w:val="Compact"/>
+              <w:jc w:val="right"/>
+            </w:pPr>
+            <w:r>
+              <w:t xml:space="preserve">6,4</w:t>
+            </w:r>
+          </w:p>
+        </w:tc>
+      </w:tr>
+      <w:tr>
+        <w:tc>
+          <w:tcPr/>
+          <w:p>
+            <w:pPr>
+              <w:pStyle w:val="Compact"/>
+            </w:pPr>
+          </w:p>
+        </w:tc>
+        <w:tc>
+          <w:tcPr/>
+          <w:p>
+            <w:pPr>
+              <w:pStyle w:val="Compact"/>
+              <w:jc w:val="right"/>
+            </w:pPr>
+            <w:r>
+              <w:t xml:space="preserve">1989</w:t>
+            </w:r>
+          </w:p>
+        </w:tc>
+        <w:tc>
+          <w:tcPr/>
+          <w:p>
+            <w:pPr>
+              <w:pStyle w:val="Compact"/>
+              <w:jc w:val="right"/>
+            </w:pPr>
+            <w:r>
+              <w:t xml:space="preserve">6,9</w:t>
+            </w:r>
+          </w:p>
+        </w:tc>
+      </w:tr>
+      <w:tr>
+        <w:tc>
+          <w:tcPr/>
+          <w:p>
+            <w:pPr>
+              <w:pStyle w:val="Compact"/>
+            </w:pPr>
+          </w:p>
+        </w:tc>
+        <w:tc>
+          <w:tcPr/>
+          <w:p>
+            <w:pPr>
+              <w:pStyle w:val="Compact"/>
+              <w:jc w:val="right"/>
+            </w:pPr>
+            <w:r>
+              <w:t xml:space="preserve">1991</w:t>
+            </w:r>
+          </w:p>
+        </w:tc>
+        <w:tc>
+          <w:tcPr/>
+          <w:p>
+            <w:pPr>
+              <w:pStyle w:val="Compact"/>
+              <w:jc w:val="right"/>
+            </w:pPr>
+            <w:r>
+              <w:t xml:space="preserve">6,3</w:t>
+            </w:r>
+          </w:p>
+        </w:tc>
+      </w:tr>
+      <w:tr>
+        <w:tc>
+          <w:tcPr/>
+          <w:p>
+            <w:pPr>
+              <w:pStyle w:val="Compact"/>
+            </w:pPr>
+          </w:p>
+        </w:tc>
+        <w:tc>
+          <w:tcPr/>
+          <w:p>
+            <w:pPr>
+              <w:pStyle w:val="Compact"/>
+              <w:jc w:val="right"/>
+            </w:pPr>
+            <w:r>
+              <w:t xml:space="preserve">1997</w:t>
+            </w:r>
+          </w:p>
+        </w:tc>
+        <w:tc>
+          <w:tcPr/>
+          <w:p>
+            <w:pPr>
+              <w:pStyle w:val="Compact"/>
+              <w:jc w:val="right"/>
+            </w:pPr>
+            <w:r>
+              <w:t xml:space="preserve">6,6</w:t>
+            </w:r>
+          </w:p>
+        </w:tc>
+      </w:tr>
+      <w:tr>
+        <w:tc>
+          <w:tcPr/>
+          <w:p>
+            <w:pPr>
+              <w:pStyle w:val="Compact"/>
+            </w:pPr>
+          </w:p>
+        </w:tc>
+        <w:tc>
+          <w:tcPr/>
+          <w:p>
+            <w:pPr>
+              <w:pStyle w:val="Compact"/>
+              <w:jc w:val="right"/>
+            </w:pPr>
+            <w:r>
+              <w:t xml:space="preserve">1998</w:t>
+            </w:r>
+          </w:p>
+        </w:tc>
+        <w:tc>
+          <w:tcPr/>
+          <w:p>
+            <w:pPr>
+              <w:pStyle w:val="Compact"/>
+              <w:jc w:val="right"/>
+            </w:pPr>
+            <w:r>
+              <w:t xml:space="preserve">6,4</w:t>
+            </w:r>
+          </w:p>
+        </w:tc>
+      </w:tr>
+      <w:tr>
+        <w:tc>
+          <w:tcPr/>
+          <w:p>
+            <w:pPr>
+              <w:pStyle w:val="Compact"/>
+            </w:pPr>
+          </w:p>
+        </w:tc>
+        <w:tc>
+          <w:tcPr/>
+          <w:p>
+            <w:pPr>
+              <w:pStyle w:val="Compact"/>
+              <w:jc w:val="right"/>
+            </w:pPr>
+            <w:r>
+              <w:t xml:space="preserve">2001</w:t>
+            </w:r>
+          </w:p>
+        </w:tc>
+        <w:tc>
+          <w:tcPr/>
+          <w:p>
+            <w:pPr>
+              <w:pStyle w:val="Compact"/>
+              <w:jc w:val="right"/>
+            </w:pPr>
+            <w:r>
+              <w:t xml:space="preserve">6,6</w:t>
+            </w:r>
+          </w:p>
+        </w:tc>
+      </w:tr>
+      <w:tr>
+        <w:tc>
+          <w:tcPr/>
+          <w:p>
+            <w:pPr>
+              <w:pStyle w:val="Compact"/>
+            </w:pPr>
+          </w:p>
+        </w:tc>
+        <w:tc>
+          <w:tcPr/>
+          <w:p>
+            <w:pPr>
+              <w:pStyle w:val="Compact"/>
+              <w:jc w:val="right"/>
+            </w:pPr>
+            <w:r>
+              <w:t xml:space="preserve">2005</w:t>
+            </w:r>
+          </w:p>
+        </w:tc>
+        <w:tc>
+          <w:tcPr/>
+          <w:p>
+            <w:pPr>
+              <w:pStyle w:val="Compact"/>
+              <w:jc w:val="right"/>
+            </w:pPr>
+            <w:r>
+              <w:t xml:space="preserve">5,3</w:t>
+            </w:r>
+          </w:p>
+        </w:tc>
+      </w:tr>
+      <w:tr>
+        <w:tc>
+          <w:tcPr/>
+          <w:p>
+            <w:pPr>
+              <w:pStyle w:val="Compact"/>
+            </w:pPr>
+          </w:p>
+        </w:tc>
+        <w:tc>
+          <w:tcPr/>
+          <w:p>
+            <w:pPr>
+              <w:pStyle w:val="Compact"/>
+              <w:jc w:val="right"/>
+            </w:pPr>
+            <w:r>
+              <w:t xml:space="preserve">2008</w:t>
+            </w:r>
+          </w:p>
+        </w:tc>
+        <w:tc>
+          <w:tcPr/>
+          <w:p>
+            <w:pPr>
+              <w:pStyle w:val="Compact"/>
+              <w:jc w:val="right"/>
+            </w:pPr>
+            <w:r>
+              <w:t xml:space="preserve">4,6</w:t>
+            </w:r>
+          </w:p>
+        </w:tc>
+      </w:tr>
+      <w:tr>
+        <w:tc>
+          <w:tcPr/>
+          <w:p>
+            <w:pPr>
+              <w:pStyle w:val="Compact"/>
+            </w:pPr>
+          </w:p>
+        </w:tc>
+        <w:tc>
+          <w:tcPr/>
+          <w:p>
+            <w:pPr>
+              <w:pStyle w:val="Compact"/>
+              <w:jc w:val="right"/>
+            </w:pPr>
+            <w:r>
+              <w:t xml:space="preserve">2009</w:t>
+            </w:r>
+          </w:p>
+        </w:tc>
+        <w:tc>
+          <w:tcPr/>
+          <w:p>
+            <w:pPr>
+              <w:pStyle w:val="Compact"/>
+              <w:jc w:val="right"/>
+            </w:pPr>
+            <w:r>
+              <w:t xml:space="preserve">5,1</w:t>
+            </w:r>
+          </w:p>
+        </w:tc>
+      </w:tr>
+      <w:tr>
+        <w:tc>
+          <w:tcPr/>
+          <w:p>
+            <w:pPr>
+              <w:pStyle w:val="Compact"/>
+            </w:pPr>
+          </w:p>
+        </w:tc>
+        <w:tc>
+          <w:tcPr/>
+          <w:p>
+            <w:pPr>
+              <w:pStyle w:val="Compact"/>
+              <w:jc w:val="right"/>
+            </w:pPr>
+            <w:r>
+              <w:t xml:space="preserve">2010</w:t>
+            </w:r>
+          </w:p>
+        </w:tc>
+        <w:tc>
+          <w:tcPr/>
+          <w:p>
+            <w:pPr>
+              <w:pStyle w:val="Compact"/>
+              <w:jc w:val="right"/>
+            </w:pPr>
+            <w:r>
+              <w:t xml:space="preserve">4,6</w:t>
+            </w:r>
+          </w:p>
+        </w:tc>
+      </w:tr>
+      <w:tr>
+        <w:tc>
+          <w:tcPr/>
+          <w:p>
+            <w:pPr>
+              <w:pStyle w:val="Compact"/>
+            </w:pPr>
+          </w:p>
+        </w:tc>
+        <w:tc>
+          <w:tcPr/>
+          <w:p>
+            <w:pPr>
+              <w:pStyle w:val="Compact"/>
+              <w:jc w:val="right"/>
+            </w:pPr>
+            <w:r>
+              <w:t xml:space="preserve">2012</w:t>
+            </w:r>
+          </w:p>
+        </w:tc>
+        <w:tc>
+          <w:tcPr/>
+          <w:p>
+            <w:pPr>
+              <w:pStyle w:val="Compact"/>
+              <w:jc w:val="right"/>
+            </w:pPr>
+            <w:r>
+              <w:t xml:space="preserve">3,4</w:t>
+            </w:r>
+          </w:p>
+        </w:tc>
+      </w:tr>
+      <w:tr>
+        <w:tc>
+          <w:tcPr/>
+          <w:p>
+            <w:pPr>
+              <w:pStyle w:val="Compact"/>
+            </w:pPr>
+          </w:p>
+        </w:tc>
+        <w:tc>
+          <w:tcPr/>
+          <w:p>
+            <w:pPr>
+              <w:pStyle w:val="Compact"/>
+              <w:jc w:val="right"/>
+            </w:pPr>
+            <w:r>
+              <w:t xml:space="preserve">2017</w:t>
+            </w:r>
+          </w:p>
+        </w:tc>
+        <w:tc>
+          <w:tcPr/>
+          <w:p>
+            <w:pPr>
+              <w:pStyle w:val="Compact"/>
+              <w:jc w:val="right"/>
+            </w:pPr>
+            <w:r>
+              <w:t xml:space="preserve">4,7</w:t>
+            </w:r>
+          </w:p>
+        </w:tc>
+      </w:tr>
+      <w:tr>
+        <w:tc>
+          <w:tcPr/>
+          <w:p>
+            <w:pPr>
+              <w:pStyle w:val="Compact"/>
+            </w:pPr>
+          </w:p>
+        </w:tc>
+        <w:tc>
+          <w:tcPr/>
+          <w:p>
+            <w:pPr>
+              <w:pStyle w:val="Compact"/>
+              <w:jc w:val="right"/>
+            </w:pPr>
+            <w:r>
+              <w:t xml:space="preserve">2018</w:t>
+            </w:r>
+          </w:p>
+        </w:tc>
+        <w:tc>
+          <w:tcPr/>
+          <w:p>
+            <w:pPr>
+              <w:pStyle w:val="Compact"/>
+              <w:jc w:val="right"/>
+            </w:pPr>
+            <w:r>
+              <w:t xml:space="preserve">4,7</w:t>
+            </w:r>
+          </w:p>
+        </w:tc>
+      </w:tr>
+      <w:tr>
+        <w:tc>
+          <w:tcPr/>
+          <w:p>
+            <w:pPr>
+              <w:pStyle w:val="Compact"/>
+            </w:pPr>
+          </w:p>
+        </w:tc>
+        <w:tc>
+          <w:tcPr/>
+          <w:p>
+            <w:pPr>
+              <w:pStyle w:val="Compact"/>
+              <w:jc w:val="right"/>
+            </w:pPr>
+            <w:r>
+              <w:t xml:space="preserve">2024</w:t>
+            </w:r>
+          </w:p>
+        </w:tc>
+        <w:tc>
+          <w:tcPr/>
+          <w:p>
+            <w:pPr>
+              <w:pStyle w:val="Compact"/>
+              <w:jc w:val="right"/>
+            </w:pPr>
+            <w:r>
+              <w:t xml:space="preserve">4,3</w:t>
+            </w:r>
+          </w:p>
+        </w:tc>
+      </w:tr>
+      <w:tr>
+        <w:tc>
+          <w:tcPr/>
+          <w:p>
+            <w:pPr>
+              <w:pStyle w:val="Compact"/>
+            </w:pPr>
+          </w:p>
+        </w:tc>
+        <w:tc>
+          <w:tcPr/>
+          <w:p>
+            <w:pPr>
+              <w:pStyle w:val="Compact"/>
+              <w:jc w:val="right"/>
+            </w:pPr>
+            <w:r>
+              <w:t xml:space="preserve">2025</w:t>
+            </w:r>
+          </w:p>
+        </w:tc>
+        <w:tc>
+          <w:tcPr/>
+          <w:p>
+            <w:pPr>
+              <w:pStyle w:val="Compact"/>
+              <w:jc w:val="right"/>
+            </w:pPr>
+            <w:r>
+              <w:t xml:space="preserve">4,6</w:t>
+            </w:r>
+          </w:p>
+        </w:tc>
+      </w:tr>
+    </w:tbl>
+    <w:bookmarkEnd w:id="32"/>
+    <w:bookmarkStart w:id="34" w:name="material-4"/>
+    <w:p>
+      <w:pPr>
+        <w:pStyle w:val="Heading3"/>
+      </w:pPr>
+      <w:r>
+        <w:t xml:space="preserve">Material 4</w:t>
+      </w:r>
+    </w:p>
+    <w:p>
+      <w:pPr>
+        <w:pStyle w:val="FirstParagraph"/>
+      </w:pPr>
+      <w:r>
+        <w:t xml:space="preserve">Download</w:t>
+      </w:r>
+      <w:r>
+        <w:t xml:space="preserve"> </w:t>
+      </w:r>
+      <w:hyperlink r:id="rId33">
+        <w:r>
+          <w:rPr>
+            <w:rStyle w:val="Hyperlink"/>
+          </w:rPr>
+          <w:t xml:space="preserve">Arktik-Eisbedeckung</w:t>
+        </w:r>
+      </w:hyperlink>
+    </w:p>
+    <w:bookmarkEnd w:id="34"/>
+    <w:bookmarkEnd w:id="35"/>
+    <w:bookmarkEnd w:id="36"/>
     <w:sectPr>
       <w:footnotePr>
         <w:numRestart w:val="eachSect"/>

--- a/docs/02-Arktik-Eis/sitzung-1-01.docx
+++ b/docs/02-Arktik-Eis/sitzung-1-01.docx
@@ -145,7 +145,7 @@
       </w:r>
     </w:p>
     <w:bookmarkEnd w:id="21"/>
-    <w:bookmarkStart w:id="36" w:name="vermutungen"/>
+    <w:bookmarkStart w:id="34" w:name="vermutungen"/>
     <w:p>
       <w:pPr>
         <w:pStyle w:val="Heading1"/>
@@ -670,7 +670,7 @@
       </w:r>
     </w:p>
     <w:bookmarkEnd w:id="29"/>
-    <w:bookmarkStart w:id="35" w:name="material"/>
+    <w:bookmarkStart w:id="33" w:name="material"/>
     <w:p>
       <w:pPr>
         <w:pStyle w:val="Heading2"/>
@@ -679,13 +679,42 @@
         <w:t xml:space="preserve">Material</w:t>
       </w:r>
     </w:p>
-    <w:bookmarkStart w:id="30" w:name="material-1"/>
+    <w:bookmarkStart w:id="31" w:name="material-1-2"/>
     <w:p>
       <w:pPr>
         <w:pStyle w:val="Heading3"/>
       </w:pPr>
       <w:r>
-        <w:t xml:space="preserve">Material 1</w:t>
+        <w:t xml:space="preserve">Material 1 + 2</w:t>
+      </w:r>
+    </w:p>
+    <w:p>
+      <w:pPr>
+        <w:pStyle w:val="FirstParagraph"/>
+      </w:pPr>
+      <w:r>
+        <w:t xml:space="preserve">Download</w:t>
+      </w:r>
+      <w:r>
+        <w:t xml:space="preserve"> </w:t>
+      </w:r>
+      <w:hyperlink r:id="rId30">
+        <w:r>
+          <w:rPr>
+            <w:rStyle w:val="Hyperlink"/>
+          </w:rPr>
+          <w:t xml:space="preserve">Arktik-Eisbedeckung</w:t>
+        </w:r>
+      </w:hyperlink>
+    </w:p>
+    <w:bookmarkEnd w:id="31"/>
+    <w:bookmarkStart w:id="32" w:name="material-3"/>
+    <w:p>
+      <w:pPr>
+        <w:pStyle w:val="Heading3"/>
+      </w:pPr>
+      <w:r>
+        <w:t xml:space="preserve">Material 3</w:t>
       </w:r>
     </w:p>
     <w:tbl>
@@ -756,75 +785,7 @@
               <w:jc w:val="right"/>
             </w:pPr>
             <w:r>
-              <w:t xml:space="preserve">1980</w:t>
-            </w:r>
-          </w:p>
-        </w:tc>
-        <w:tc>
-          <w:tcPr/>
-          <w:p>
-            <w:pPr>
-              <w:pStyle w:val="Compact"/>
-              <w:jc w:val="right"/>
-            </w:pPr>
-            <w:r>
-              <w:t xml:space="preserve">7,5</w:t>
-            </w:r>
-          </w:p>
-        </w:tc>
-      </w:tr>
-      <w:tr>
-        <w:tc>
-          <w:tcPr/>
-          <w:p>
-            <w:pPr>
-              <w:pStyle w:val="Compact"/>
-            </w:pPr>
-          </w:p>
-        </w:tc>
-        <w:tc>
-          <w:tcPr/>
-          <w:p>
-            <w:pPr>
-              <w:pStyle w:val="Compact"/>
-              <w:jc w:val="right"/>
-            </w:pPr>
-            <w:r>
-              <w:t xml:space="preserve">1984</w:t>
-            </w:r>
-          </w:p>
-        </w:tc>
-        <w:tc>
-          <w:tcPr/>
-          <w:p>
-            <w:pPr>
-              <w:pStyle w:val="Compact"/>
-              <w:jc w:val="right"/>
-            </w:pPr>
-            <w:r>
-              <w:t xml:space="preserve">6,4</w:t>
-            </w:r>
-          </w:p>
-        </w:tc>
-      </w:tr>
-      <w:tr>
-        <w:tc>
-          <w:tcPr/>
-          <w:p>
-            <w:pPr>
-              <w:pStyle w:val="Compact"/>
-            </w:pPr>
-          </w:p>
-        </w:tc>
-        <w:tc>
-          <w:tcPr/>
-          <w:p>
-            <w:pPr>
-              <w:pStyle w:val="Compact"/>
-              <w:jc w:val="right"/>
-            </w:pPr>
-            <w:r>
-              <w:t xml:space="preserve">1989</w:t>
+              <w:t xml:space="preserve">1979</w:t>
             </w:r>
           </w:p>
         </w:tc>
@@ -837,572 +798,6 @@
             </w:pPr>
             <w:r>
               <w:t xml:space="preserve">6,9</w:t>
-            </w:r>
-          </w:p>
-        </w:tc>
-      </w:tr>
-      <w:tr>
-        <w:tc>
-          <w:tcPr/>
-          <w:p>
-            <w:pPr>
-              <w:pStyle w:val="Compact"/>
-            </w:pPr>
-          </w:p>
-        </w:tc>
-        <w:tc>
-          <w:tcPr/>
-          <w:p>
-            <w:pPr>
-              <w:pStyle w:val="Compact"/>
-              <w:jc w:val="right"/>
-            </w:pPr>
-            <w:r>
-              <w:t xml:space="preserve">1991</w:t>
-            </w:r>
-          </w:p>
-        </w:tc>
-        <w:tc>
-          <w:tcPr/>
-          <w:p>
-            <w:pPr>
-              <w:pStyle w:val="Compact"/>
-              <w:jc w:val="right"/>
-            </w:pPr>
-            <w:r>
-              <w:t xml:space="preserve">6,3</w:t>
-            </w:r>
-          </w:p>
-        </w:tc>
-      </w:tr>
-      <w:tr>
-        <w:tc>
-          <w:tcPr/>
-          <w:p>
-            <w:pPr>
-              <w:pStyle w:val="Compact"/>
-            </w:pPr>
-          </w:p>
-        </w:tc>
-        <w:tc>
-          <w:tcPr/>
-          <w:p>
-            <w:pPr>
-              <w:pStyle w:val="Compact"/>
-              <w:jc w:val="right"/>
-            </w:pPr>
-            <w:r>
-              <w:t xml:space="preserve">1997</w:t>
-            </w:r>
-          </w:p>
-        </w:tc>
-        <w:tc>
-          <w:tcPr/>
-          <w:p>
-            <w:pPr>
-              <w:pStyle w:val="Compact"/>
-              <w:jc w:val="right"/>
-            </w:pPr>
-            <w:r>
-              <w:t xml:space="preserve">6,6</w:t>
-            </w:r>
-          </w:p>
-        </w:tc>
-      </w:tr>
-      <w:tr>
-        <w:tc>
-          <w:tcPr/>
-          <w:p>
-            <w:pPr>
-              <w:pStyle w:val="Compact"/>
-            </w:pPr>
-          </w:p>
-        </w:tc>
-        <w:tc>
-          <w:tcPr/>
-          <w:p>
-            <w:pPr>
-              <w:pStyle w:val="Compact"/>
-              <w:jc w:val="right"/>
-            </w:pPr>
-            <w:r>
-              <w:t xml:space="preserve">1998</w:t>
-            </w:r>
-          </w:p>
-        </w:tc>
-        <w:tc>
-          <w:tcPr/>
-          <w:p>
-            <w:pPr>
-              <w:pStyle w:val="Compact"/>
-              <w:jc w:val="right"/>
-            </w:pPr>
-            <w:r>
-              <w:t xml:space="preserve">6,4</w:t>
-            </w:r>
-          </w:p>
-        </w:tc>
-      </w:tr>
-      <w:tr>
-        <w:tc>
-          <w:tcPr/>
-          <w:p>
-            <w:pPr>
-              <w:pStyle w:val="Compact"/>
-            </w:pPr>
-          </w:p>
-        </w:tc>
-        <w:tc>
-          <w:tcPr/>
-          <w:p>
-            <w:pPr>
-              <w:pStyle w:val="Compact"/>
-              <w:jc w:val="right"/>
-            </w:pPr>
-            <w:r>
-              <w:t xml:space="preserve">2001</w:t>
-            </w:r>
-          </w:p>
-        </w:tc>
-        <w:tc>
-          <w:tcPr/>
-          <w:p>
-            <w:pPr>
-              <w:pStyle w:val="Compact"/>
-              <w:jc w:val="right"/>
-            </w:pPr>
-            <w:r>
-              <w:t xml:space="preserve">6,6</w:t>
-            </w:r>
-          </w:p>
-        </w:tc>
-      </w:tr>
-      <w:tr>
-        <w:tc>
-          <w:tcPr/>
-          <w:p>
-            <w:pPr>
-              <w:pStyle w:val="Compact"/>
-            </w:pPr>
-          </w:p>
-        </w:tc>
-        <w:tc>
-          <w:tcPr/>
-          <w:p>
-            <w:pPr>
-              <w:pStyle w:val="Compact"/>
-              <w:jc w:val="right"/>
-            </w:pPr>
-            <w:r>
-              <w:t xml:space="preserve">2005</w:t>
-            </w:r>
-          </w:p>
-        </w:tc>
-        <w:tc>
-          <w:tcPr/>
-          <w:p>
-            <w:pPr>
-              <w:pStyle w:val="Compact"/>
-              <w:jc w:val="right"/>
-            </w:pPr>
-            <w:r>
-              <w:t xml:space="preserve">5,3</w:t>
-            </w:r>
-          </w:p>
-        </w:tc>
-      </w:tr>
-    </w:tbl>
-    <w:bookmarkEnd w:id="30"/>
-    <w:bookmarkStart w:id="31" w:name="material-2"/>
-    <w:p>
-      <w:pPr>
-        <w:pStyle w:val="Heading3"/>
-      </w:pPr>
-      <w:r>
-        <w:t xml:space="preserve">Material 2</w:t>
-      </w:r>
-    </w:p>
-    <w:tbl>
-      <w:tblPr>
-        <w:tblStyle w:val="Table"/>
-        <w:tblW w:type="auto" w:w="0"/>
-        <w:tblLook w:firstRow="1" w:lastRow="0" w:firstColumn="0" w:lastColumn="0" w:noHBand="0" w:noVBand="0" w:val="0020"/>
-      </w:tblPr>
-      <w:tblGrid>
-        <w:gridCol w:w="2640"/>
-        <w:gridCol w:w="2640"/>
-        <w:gridCol w:w="2640"/>
-      </w:tblGrid>
-      <w:tr>
-        <w:trPr>
-          <w:tblHeader w:val="on"/>
-        </w:trPr>
-        <w:tc>
-          <w:tcPr/>
-          <w:p>
-            <w:pPr>
-              <w:pStyle w:val="Compact"/>
-            </w:pPr>
-            <w:r>
-              <w:t xml:space="preserve">Auswahl A+B</w:t>
-            </w:r>
-          </w:p>
-        </w:tc>
-        <w:tc>
-          <w:tcPr/>
-          <w:p>
-            <w:pPr>
-              <w:pStyle w:val="Compact"/>
-              <w:jc w:val="right"/>
-            </w:pPr>
-            <w:r>
-              <w:t xml:space="preserve">Jahr</w:t>
-            </w:r>
-          </w:p>
-        </w:tc>
-        <w:tc>
-          <w:tcPr/>
-          <w:p>
-            <w:pPr>
-              <w:pStyle w:val="Compact"/>
-              <w:jc w:val="right"/>
-            </w:pPr>
-            <w:r>
-              <w:t xml:space="preserve">Mio. km²</w:t>
-            </w:r>
-          </w:p>
-        </w:tc>
-      </w:tr>
-      <w:tr>
-        <w:tc>
-          <w:tcPr/>
-          <w:p>
-            <w:pPr>
-              <w:pStyle w:val="Compact"/>
-            </w:pPr>
-          </w:p>
-        </w:tc>
-        <w:tc>
-          <w:tcPr/>
-          <w:p>
-            <w:pPr>
-              <w:pStyle w:val="Compact"/>
-              <w:jc w:val="right"/>
-            </w:pPr>
-            <w:r>
-              <w:t xml:space="preserve">2008</w:t>
-            </w:r>
-          </w:p>
-        </w:tc>
-        <w:tc>
-          <w:tcPr/>
-          <w:p>
-            <w:pPr>
-              <w:pStyle w:val="Compact"/>
-              <w:jc w:val="right"/>
-            </w:pPr>
-            <w:r>
-              <w:t xml:space="preserve">4,6</w:t>
-            </w:r>
-          </w:p>
-        </w:tc>
-      </w:tr>
-      <w:tr>
-        <w:tc>
-          <w:tcPr/>
-          <w:p>
-            <w:pPr>
-              <w:pStyle w:val="Compact"/>
-            </w:pPr>
-          </w:p>
-        </w:tc>
-        <w:tc>
-          <w:tcPr/>
-          <w:p>
-            <w:pPr>
-              <w:pStyle w:val="Compact"/>
-              <w:jc w:val="right"/>
-            </w:pPr>
-            <w:r>
-              <w:t xml:space="preserve">2009</w:t>
-            </w:r>
-          </w:p>
-        </w:tc>
-        <w:tc>
-          <w:tcPr/>
-          <w:p>
-            <w:pPr>
-              <w:pStyle w:val="Compact"/>
-              <w:jc w:val="right"/>
-            </w:pPr>
-            <w:r>
-              <w:t xml:space="preserve">5,1</w:t>
-            </w:r>
-          </w:p>
-        </w:tc>
-      </w:tr>
-      <w:tr>
-        <w:tc>
-          <w:tcPr/>
-          <w:p>
-            <w:pPr>
-              <w:pStyle w:val="Compact"/>
-            </w:pPr>
-          </w:p>
-        </w:tc>
-        <w:tc>
-          <w:tcPr/>
-          <w:p>
-            <w:pPr>
-              <w:pStyle w:val="Compact"/>
-              <w:jc w:val="right"/>
-            </w:pPr>
-            <w:r>
-              <w:t xml:space="preserve">2010</w:t>
-            </w:r>
-          </w:p>
-        </w:tc>
-        <w:tc>
-          <w:tcPr/>
-          <w:p>
-            <w:pPr>
-              <w:pStyle w:val="Compact"/>
-              <w:jc w:val="right"/>
-            </w:pPr>
-            <w:r>
-              <w:t xml:space="preserve">4,6</w:t>
-            </w:r>
-          </w:p>
-        </w:tc>
-      </w:tr>
-      <w:tr>
-        <w:tc>
-          <w:tcPr/>
-          <w:p>
-            <w:pPr>
-              <w:pStyle w:val="Compact"/>
-            </w:pPr>
-          </w:p>
-        </w:tc>
-        <w:tc>
-          <w:tcPr/>
-          <w:p>
-            <w:pPr>
-              <w:pStyle w:val="Compact"/>
-              <w:jc w:val="right"/>
-            </w:pPr>
-            <w:r>
-              <w:t xml:space="preserve">2012</w:t>
-            </w:r>
-          </w:p>
-        </w:tc>
-        <w:tc>
-          <w:tcPr/>
-          <w:p>
-            <w:pPr>
-              <w:pStyle w:val="Compact"/>
-              <w:jc w:val="right"/>
-            </w:pPr>
-            <w:r>
-              <w:t xml:space="preserve">3,4</w:t>
-            </w:r>
-          </w:p>
-        </w:tc>
-      </w:tr>
-      <w:tr>
-        <w:tc>
-          <w:tcPr/>
-          <w:p>
-            <w:pPr>
-              <w:pStyle w:val="Compact"/>
-            </w:pPr>
-          </w:p>
-        </w:tc>
-        <w:tc>
-          <w:tcPr/>
-          <w:p>
-            <w:pPr>
-              <w:pStyle w:val="Compact"/>
-              <w:jc w:val="right"/>
-            </w:pPr>
-            <w:r>
-              <w:t xml:space="preserve">2017</w:t>
-            </w:r>
-          </w:p>
-        </w:tc>
-        <w:tc>
-          <w:tcPr/>
-          <w:p>
-            <w:pPr>
-              <w:pStyle w:val="Compact"/>
-              <w:jc w:val="right"/>
-            </w:pPr>
-            <w:r>
-              <w:t xml:space="preserve">4,7</w:t>
-            </w:r>
-          </w:p>
-        </w:tc>
-      </w:tr>
-      <w:tr>
-        <w:tc>
-          <w:tcPr/>
-          <w:p>
-            <w:pPr>
-              <w:pStyle w:val="Compact"/>
-            </w:pPr>
-          </w:p>
-        </w:tc>
-        <w:tc>
-          <w:tcPr/>
-          <w:p>
-            <w:pPr>
-              <w:pStyle w:val="Compact"/>
-              <w:jc w:val="right"/>
-            </w:pPr>
-            <w:r>
-              <w:t xml:space="preserve">2018</w:t>
-            </w:r>
-          </w:p>
-        </w:tc>
-        <w:tc>
-          <w:tcPr/>
-          <w:p>
-            <w:pPr>
-              <w:pStyle w:val="Compact"/>
-              <w:jc w:val="right"/>
-            </w:pPr>
-            <w:r>
-              <w:t xml:space="preserve">4,7</w:t>
-            </w:r>
-          </w:p>
-        </w:tc>
-      </w:tr>
-      <w:tr>
-        <w:tc>
-          <w:tcPr/>
-          <w:p>
-            <w:pPr>
-              <w:pStyle w:val="Compact"/>
-            </w:pPr>
-          </w:p>
-        </w:tc>
-        <w:tc>
-          <w:tcPr/>
-          <w:p>
-            <w:pPr>
-              <w:pStyle w:val="Compact"/>
-              <w:jc w:val="right"/>
-            </w:pPr>
-            <w:r>
-              <w:t xml:space="preserve">2024</w:t>
-            </w:r>
-          </w:p>
-        </w:tc>
-        <w:tc>
-          <w:tcPr/>
-          <w:p>
-            <w:pPr>
-              <w:pStyle w:val="Compact"/>
-              <w:jc w:val="right"/>
-            </w:pPr>
-            <w:r>
-              <w:t xml:space="preserve">4,3</w:t>
-            </w:r>
-          </w:p>
-        </w:tc>
-      </w:tr>
-      <w:tr>
-        <w:tc>
-          <w:tcPr/>
-          <w:p>
-            <w:pPr>
-              <w:pStyle w:val="Compact"/>
-            </w:pPr>
-          </w:p>
-        </w:tc>
-        <w:tc>
-          <w:tcPr/>
-          <w:p>
-            <w:pPr>
-              <w:pStyle w:val="Compact"/>
-              <w:jc w:val="right"/>
-            </w:pPr>
-            <w:r>
-              <w:t xml:space="preserve">2025</w:t>
-            </w:r>
-          </w:p>
-        </w:tc>
-        <w:tc>
-          <w:tcPr/>
-          <w:p>
-            <w:pPr>
-              <w:pStyle w:val="Compact"/>
-              <w:jc w:val="right"/>
-            </w:pPr>
-            <w:r>
-              <w:t xml:space="preserve">4,6</w:t>
-            </w:r>
-          </w:p>
-        </w:tc>
-      </w:tr>
-    </w:tbl>
-    <w:bookmarkEnd w:id="31"/>
-    <w:bookmarkStart w:id="32" w:name="material-3"/>
-    <w:p>
-      <w:pPr>
-        <w:pStyle w:val="Heading3"/>
-      </w:pPr>
-      <w:r>
-        <w:t xml:space="preserve">Material 3</w:t>
-      </w:r>
-    </w:p>
-    <w:tbl>
-      <w:tblPr>
-        <w:tblStyle w:val="Table"/>
-        <w:tblW w:type="auto" w:w="0"/>
-        <w:tblLook w:firstRow="1" w:lastRow="0" w:firstColumn="0" w:lastColumn="0" w:noHBand="0" w:noVBand="0" w:val="0020"/>
-      </w:tblPr>
-      <w:tblGrid>
-        <w:gridCol w:w="2640"/>
-        <w:gridCol w:w="2640"/>
-        <w:gridCol w:w="2640"/>
-      </w:tblGrid>
-      <w:tr>
-        <w:trPr>
-          <w:tblHeader w:val="on"/>
-        </w:trPr>
-        <w:tc>
-          <w:tcPr/>
-          <w:p>
-            <w:pPr>
-              <w:pStyle w:val="Compact"/>
-            </w:pPr>
-            <w:r>
-              <w:t xml:space="preserve">Auswahl A+B</w:t>
-            </w:r>
-          </w:p>
-        </w:tc>
-        <w:tc>
-          <w:tcPr/>
-          <w:p>
-            <w:pPr>
-              <w:pStyle w:val="Compact"/>
-              <w:jc w:val="right"/>
-            </w:pPr>
-            <w:r>
-              <w:t xml:space="preserve">Jahr</w:t>
-            </w:r>
-          </w:p>
-        </w:tc>
-        <w:tc>
-          <w:tcPr/>
-          <w:p>
-            <w:pPr>
-              <w:pStyle w:val="Compact"/>
-              <w:jc w:val="right"/>
-            </w:pPr>
-            <w:r>
-              <w:t xml:space="preserve">Mio. km²</w:t>
             </w:r>
           </w:p>
         </w:tc>
@@ -1953,37 +1348,8 @@
       </w:tr>
     </w:tbl>
     <w:bookmarkEnd w:id="32"/>
-    <w:bookmarkStart w:id="34" w:name="material-4"/>
-    <w:p>
-      <w:pPr>
-        <w:pStyle w:val="Heading3"/>
-      </w:pPr>
-      <w:r>
-        <w:t xml:space="preserve">Material 4</w:t>
-      </w:r>
-    </w:p>
-    <w:p>
-      <w:pPr>
-        <w:pStyle w:val="FirstParagraph"/>
-      </w:pPr>
-      <w:r>
-        <w:t xml:space="preserve">Download</w:t>
-      </w:r>
-      <w:r>
-        <w:t xml:space="preserve"> </w:t>
-      </w:r>
-      <w:hyperlink r:id="rId33">
-        <w:r>
-          <w:rPr>
-            <w:rStyle w:val="Hyperlink"/>
-          </w:rPr>
-          <w:t xml:space="preserve">Arktik-Eisbedeckung</w:t>
-        </w:r>
-      </w:hyperlink>
-    </w:p>
+    <w:bookmarkEnd w:id="33"/>
     <w:bookmarkEnd w:id="34"/>
-    <w:bookmarkEnd w:id="35"/>
-    <w:bookmarkEnd w:id="36"/>
     <w:sectPr>
       <w:footnotePr>
         <w:numRestart w:val="eachSect"/>

--- a/docs/02-Arktik-Eis/sitzung-1-01.docx
+++ b/docs/02-Arktik-Eis/sitzung-1-01.docx
@@ -34,7 +34,7 @@
         <w:t xml:space="preserve">2026-04-28</w:t>
       </w:r>
     </w:p>
-    <w:bookmarkStart w:id="20" w:name="X234a0778a3984e11040386f7eec95b24bf825fe"/>
+    <w:bookmarkStart w:id="23" w:name="X234a0778a3984e11040386f7eec95b24bf825fe"/>
     <w:p>
       <w:pPr>
         <w:pStyle w:val="Heading1"/>
@@ -122,19 +122,62 @@
         </w:tc>
       </w:tr>
     </w:tbl>
-    <w:bookmarkEnd w:id="20"/>
-    <w:bookmarkStart w:id="21" w:name="fragestellung"/>
-    <w:p>
-      <w:pPr>
-        <w:pStyle w:val="Heading1"/>
-      </w:pPr>
-      <w:r>
-        <w:t xml:space="preserve">Fragestellung</w:t>
-      </w:r>
-    </w:p>
-    <w:p>
-      <w:pPr>
-        <w:pStyle w:val="FirstParagraph"/>
+    <w:p>
+      <w:pPr>
+        <w:pStyle w:val="BodyText"/>
+      </w:pPr>
+      <w:r>
+        <w:drawing>
+          <wp:inline>
+            <wp:extent cx="5334000" cy="2443744"/>
+            <wp:effectExtent b="0" l="0" r="0" t="0"/>
+            <wp:docPr descr="Arktisches Meer-Eis" title="" id="21" name="Picture"/>
+            <a:graphic>
+              <a:graphicData uri="http://schemas.openxmlformats.org/drawingml/2006/picture">
+                <pic:pic>
+                  <pic:nvPicPr>
+                    <pic:cNvPr descr="../images/arctic-ice-panel.png" id="22" name="Picture"/>
+                    <pic:cNvPicPr>
+                      <a:picLocks noChangeArrowheads="1" noChangeAspect="1"/>
+                    </pic:cNvPicPr>
+                  </pic:nvPicPr>
+                  <pic:blipFill>
+                    <a:blip r:embed="rId20"/>
+                    <a:stretch>
+                      <a:fillRect/>
+                    </a:stretch>
+                  </pic:blipFill>
+                  <pic:spPr bwMode="auto">
+                    <a:xfrm>
+                      <a:off x="0" y="0"/>
+                      <a:ext cx="5334000" cy="2443744"/>
+                    </a:xfrm>
+                    <a:prstGeom prst="rect">
+                      <a:avLst/>
+                    </a:prstGeom>
+                    <a:noFill/>
+                    <a:ln w="9525">
+                      <a:noFill/>
+                      <a:headEnd/>
+                      <a:tailEnd/>
+                    </a:ln>
+                  </pic:spPr>
+                </pic:pic>
+              </a:graphicData>
+            </a:graphic>
+          </wp:inline>
+        </w:drawing>
+      </w:r>
+      <w:r>
+        <w:t xml:space="preserve"> </w:t>
+      </w:r>
+      <w:r>
+        <w:t xml:space="preserve"># Fragestellung</w:t>
+      </w:r>
+    </w:p>
+    <w:p>
+      <w:pPr>
+        <w:pStyle w:val="BodyText"/>
       </w:pPr>
       <w:r>
         <w:rPr>
@@ -144,8 +187,8 @@
         <w:t xml:space="preserve">Wird das arktische Meereis langfristig weniger, oder schwankt es nur von Jahr zu Jahr?</w:t>
       </w:r>
     </w:p>
-    <w:bookmarkEnd w:id="21"/>
-    <w:bookmarkStart w:id="34" w:name="vermutungen"/>
+    <w:bookmarkEnd w:id="23"/>
+    <w:bookmarkStart w:id="36" w:name="vermutungen"/>
     <w:p>
       <w:pPr>
         <w:pStyle w:val="Heading1"/>
@@ -190,7 +233,7 @@
         <w:t xml:space="preserve">Das arktische Meereis schwankt nur, ohne dauerhaft weniger zu werden.</w:t>
       </w:r>
     </w:p>
-    <w:bookmarkStart w:id="23" w:name="teil-1-bilder-untersuchen"/>
+    <w:bookmarkStart w:id="25" w:name="teil-1-bilder-untersuchen"/>
     <w:p>
       <w:pPr>
         <w:pStyle w:val="Heading2"/>
@@ -231,7 +274,7 @@
         <w:t xml:space="preserve">Schätzt dann ob insgesamt eine klare Richtung zu erkennen ist oder ob einzelne Jahre nur anders aussehen.</w:t>
       </w:r>
     </w:p>
-    <w:bookmarkStart w:id="22" w:name="unsere-erste-einschätzung"/>
+    <w:bookmarkStart w:id="24" w:name="unsere-erste-einschätzung"/>
     <w:p>
       <w:pPr>
         <w:pStyle w:val="Heading3"/>
@@ -268,9 +311,9 @@
         <w:t xml:space="preserve">Gruppe B: ☐ Vermutung 1 ☐ Vermutung 0 ☐ unklar</w:t>
       </w:r>
     </w:p>
-    <w:bookmarkEnd w:id="22"/>
-    <w:bookmarkEnd w:id="23"/>
-    <w:bookmarkStart w:id="25" w:name="teil-2-ergebnisse-zusammenführen"/>
+    <w:bookmarkEnd w:id="24"/>
+    <w:bookmarkEnd w:id="25"/>
+    <w:bookmarkStart w:id="27" w:name="teil-2-ergebnisse-zusammenführen"/>
     <w:p>
       <w:pPr>
         <w:pStyle w:val="Heading2"/>
@@ -311,7 +354,7 @@
         <w:t xml:space="preserve">Antwort:</w:t>
       </w:r>
     </w:p>
-    <w:bookmarkStart w:id="24" w:name="unsere-einschätzung"/>
+    <w:bookmarkStart w:id="26" w:name="unsere-einschätzung"/>
     <w:p>
       <w:pPr>
         <w:pStyle w:val="Heading3"/>
@@ -348,9 +391,9 @@
         <w:t xml:space="preserve">Gruppe B: ☐ Vermutung 1 ☐ Vermutung 0 ☐ unklar</w:t>
       </w:r>
     </w:p>
-    <w:bookmarkEnd w:id="24"/>
-    <w:bookmarkEnd w:id="25"/>
-    <w:bookmarkStart w:id="26" w:name="teil-3-eine-fläche-annähernd-messen"/>
+    <w:bookmarkEnd w:id="26"/>
+    <w:bookmarkEnd w:id="27"/>
+    <w:bookmarkStart w:id="28" w:name="teil-3-eine-fläche-annähernd-messen"/>
     <w:p>
       <w:pPr>
         <w:pStyle w:val="Heading2"/>
@@ -499,8 +542,8 @@
         <w:t xml:space="preserve">Antwort:</w:t>
       </w:r>
     </w:p>
-    <w:bookmarkEnd w:id="26"/>
-    <w:bookmarkStart w:id="27" w:name="X1b259003316eb2d24e3897fd41f3573a5e63ac6"/>
+    <w:bookmarkEnd w:id="28"/>
+    <w:bookmarkStart w:id="29" w:name="X1b259003316eb2d24e3897fd41f3573a5e63ac6"/>
     <w:p>
       <w:pPr>
         <w:pStyle w:val="Heading2"/>
@@ -533,8 +576,8 @@
         <w:t xml:space="preserve">Antwort:</w:t>
       </w:r>
     </w:p>
-    <w:bookmarkEnd w:id="27"/>
-    <w:bookmarkStart w:id="28" w:name="teil-4-messwerte-auswerten"/>
+    <w:bookmarkEnd w:id="29"/>
+    <w:bookmarkStart w:id="30" w:name="teil-4-messwerte-auswerten"/>
     <w:p>
       <w:pPr>
         <w:pStyle w:val="Heading2"/>
@@ -607,8 +650,8 @@
         <w:t xml:space="preserve">Antwort:</w:t>
       </w:r>
     </w:p>
-    <w:bookmarkEnd w:id="28"/>
-    <w:bookmarkStart w:id="29" w:name="schlussfolgerung"/>
+    <w:bookmarkEnd w:id="30"/>
+    <w:bookmarkStart w:id="31" w:name="schlussfolgerung"/>
     <w:p>
       <w:pPr>
         <w:pStyle w:val="Heading2"/>
@@ -669,8 +712,8 @@
         <w:t xml:space="preserve">Begründung:</w:t>
       </w:r>
     </w:p>
-    <w:bookmarkEnd w:id="29"/>
-    <w:bookmarkStart w:id="33" w:name="material"/>
+    <w:bookmarkEnd w:id="31"/>
+    <w:bookmarkStart w:id="35" w:name="material"/>
     <w:p>
       <w:pPr>
         <w:pStyle w:val="Heading2"/>
@@ -679,7 +722,7 @@
         <w:t xml:space="preserve">Material</w:t>
       </w:r>
     </w:p>
-    <w:bookmarkStart w:id="31" w:name="material-1-2"/>
+    <w:bookmarkStart w:id="33" w:name="material-1-2"/>
     <w:p>
       <w:pPr>
         <w:pStyle w:val="Heading3"/>
@@ -698,7 +741,7 @@
       <w:r>
         <w:t xml:space="preserve"> </w:t>
       </w:r>
-      <w:hyperlink r:id="rId30">
+      <w:hyperlink r:id="rId32">
         <w:r>
           <w:rPr>
             <w:rStyle w:val="Hyperlink"/>
@@ -707,8 +750,8 @@
         </w:r>
       </w:hyperlink>
     </w:p>
-    <w:bookmarkEnd w:id="31"/>
-    <w:bookmarkStart w:id="32" w:name="material-3"/>
+    <w:bookmarkEnd w:id="33"/>
+    <w:bookmarkStart w:id="34" w:name="material-3"/>
     <w:p>
       <w:pPr>
         <w:pStyle w:val="Heading3"/>
@@ -1347,9 +1390,9 @@
         </w:tc>
       </w:tr>
     </w:tbl>
-    <w:bookmarkEnd w:id="32"/>
-    <w:bookmarkEnd w:id="33"/>
     <w:bookmarkEnd w:id="34"/>
+    <w:bookmarkEnd w:id="35"/>
+    <w:bookmarkEnd w:id="36"/>
     <w:sectPr>
       <w:footnotePr>
         <w:numRestart w:val="eachSect"/>

--- a/docs/02-Arktik-Eis/sitzung-1-01.docx
+++ b/docs/02-Arktik-Eis/sitzung-1-01.docx
@@ -124,14 +124,14 @@
     </w:tbl>
     <w:p>
       <w:pPr>
-        <w:pStyle w:val="BodyText"/>
+        <w:pStyle w:val="CaptionedFigure"/>
       </w:pPr>
       <w:r>
         <w:drawing>
           <wp:inline>
             <wp:extent cx="5334000" cy="2443744"/>
             <wp:effectExtent b="0" l="0" r="0" t="0"/>
-            <wp:docPr descr="Arktisches Meer-Eis" title="" id="21" name="Picture"/>
+            <wp:docPr descr="1979-2025 Auswahl der Meer-Eis Bedeckung in der Arktis" title="" id="21" name="Picture"/>
             <a:graphic>
               <a:graphicData uri="http://schemas.openxmlformats.org/drawingml/2006/picture">
                 <pic:pic>
@@ -168,16 +168,28 @@
           </wp:inline>
         </w:drawing>
       </w:r>
-      <w:r>
-        <w:t xml:space="preserve"> </w:t>
-      </w:r>
-      <w:r>
-        <w:t xml:space="preserve"># Fragestellung</w:t>
-      </w:r>
-    </w:p>
-    <w:p>
-      <w:pPr>
-        <w:pStyle w:val="BodyText"/>
+    </w:p>
+    <w:p>
+      <w:pPr>
+        <w:pStyle w:val="ImageCaption"/>
+      </w:pPr>
+      <w:r>
+        <w:t xml:space="preserve">1979-2025 Auswahl der Meer-Eis Bedeckung in der Arktis</w:t>
+      </w:r>
+    </w:p>
+    <w:bookmarkEnd w:id="23"/>
+    <w:bookmarkStart w:id="24" w:name="fragestellung"/>
+    <w:p>
+      <w:pPr>
+        <w:pStyle w:val="Heading1"/>
+      </w:pPr>
+      <w:r>
+        <w:t xml:space="preserve">Fragestellung</w:t>
+      </w:r>
+    </w:p>
+    <w:p>
+      <w:pPr>
+        <w:pStyle w:val="FirstParagraph"/>
       </w:pPr>
       <w:r>
         <w:rPr>
@@ -187,8 +199,8 @@
         <w:t xml:space="preserve">Wird das arktische Meereis langfristig weniger, oder schwankt es nur von Jahr zu Jahr?</w:t>
       </w:r>
     </w:p>
-    <w:bookmarkEnd w:id="23"/>
-    <w:bookmarkStart w:id="36" w:name="vermutungen"/>
+    <w:bookmarkEnd w:id="24"/>
+    <w:bookmarkStart w:id="37" w:name="vermutungen"/>
     <w:p>
       <w:pPr>
         <w:pStyle w:val="Heading1"/>
@@ -233,7 +245,7 @@
         <w:t xml:space="preserve">Das arktische Meereis schwankt nur, ohne dauerhaft weniger zu werden.</w:t>
       </w:r>
     </w:p>
-    <w:bookmarkStart w:id="25" w:name="teil-1-bilder-untersuchen"/>
+    <w:bookmarkStart w:id="26" w:name="teil-1-bilder-untersuchen"/>
     <w:p>
       <w:pPr>
         <w:pStyle w:val="Heading2"/>
@@ -274,7 +286,7 @@
         <w:t xml:space="preserve">Schätzt dann ob insgesamt eine klare Richtung zu erkennen ist oder ob einzelne Jahre nur anders aussehen.</w:t>
       </w:r>
     </w:p>
-    <w:bookmarkStart w:id="24" w:name="unsere-erste-einschätzung"/>
+    <w:bookmarkStart w:id="25" w:name="unsere-erste-einschätzung"/>
     <w:p>
       <w:pPr>
         <w:pStyle w:val="Heading3"/>
@@ -311,9 +323,9 @@
         <w:t xml:space="preserve">Gruppe B: ☐ Vermutung 1 ☐ Vermutung 0 ☐ unklar</w:t>
       </w:r>
     </w:p>
-    <w:bookmarkEnd w:id="24"/>
     <w:bookmarkEnd w:id="25"/>
-    <w:bookmarkStart w:id="27" w:name="teil-2-ergebnisse-zusammenführen"/>
+    <w:bookmarkEnd w:id="26"/>
+    <w:bookmarkStart w:id="28" w:name="teil-2-ergebnisse-zusammenführen"/>
     <w:p>
       <w:pPr>
         <w:pStyle w:val="Heading2"/>
@@ -354,7 +366,7 @@
         <w:t xml:space="preserve">Antwort:</w:t>
       </w:r>
     </w:p>
-    <w:bookmarkStart w:id="26" w:name="unsere-einschätzung"/>
+    <w:bookmarkStart w:id="27" w:name="unsere-einschätzung"/>
     <w:p>
       <w:pPr>
         <w:pStyle w:val="Heading3"/>
@@ -391,9 +403,9 @@
         <w:t xml:space="preserve">Gruppe B: ☐ Vermutung 1 ☐ Vermutung 0 ☐ unklar</w:t>
       </w:r>
     </w:p>
-    <w:bookmarkEnd w:id="26"/>
     <w:bookmarkEnd w:id="27"/>
-    <w:bookmarkStart w:id="28" w:name="teil-3-eine-fläche-annähernd-messen"/>
+    <w:bookmarkEnd w:id="28"/>
+    <w:bookmarkStart w:id="29" w:name="teil-3-eine-fläche-annähernd-messen"/>
     <w:p>
       <w:pPr>
         <w:pStyle w:val="Heading2"/>
@@ -542,8 +554,8 @@
         <w:t xml:space="preserve">Antwort:</w:t>
       </w:r>
     </w:p>
-    <w:bookmarkEnd w:id="28"/>
-    <w:bookmarkStart w:id="29" w:name="X1b259003316eb2d24e3897fd41f3573a5e63ac6"/>
+    <w:bookmarkEnd w:id="29"/>
+    <w:bookmarkStart w:id="30" w:name="X1b259003316eb2d24e3897fd41f3573a5e63ac6"/>
     <w:p>
       <w:pPr>
         <w:pStyle w:val="Heading2"/>
@@ -576,8 +588,8 @@
         <w:t xml:space="preserve">Antwort:</w:t>
       </w:r>
     </w:p>
-    <w:bookmarkEnd w:id="29"/>
-    <w:bookmarkStart w:id="30" w:name="teil-4-messwerte-auswerten"/>
+    <w:bookmarkEnd w:id="30"/>
+    <w:bookmarkStart w:id="31" w:name="teil-4-messwerte-auswerten"/>
     <w:p>
       <w:pPr>
         <w:pStyle w:val="Heading2"/>
@@ -650,8 +662,8 @@
         <w:t xml:space="preserve">Antwort:</w:t>
       </w:r>
     </w:p>
-    <w:bookmarkEnd w:id="30"/>
-    <w:bookmarkStart w:id="31" w:name="schlussfolgerung"/>
+    <w:bookmarkEnd w:id="31"/>
+    <w:bookmarkStart w:id="32" w:name="schlussfolgerung"/>
     <w:p>
       <w:pPr>
         <w:pStyle w:val="Heading2"/>
@@ -712,8 +724,8 @@
         <w:t xml:space="preserve">Begründung:</w:t>
       </w:r>
     </w:p>
-    <w:bookmarkEnd w:id="31"/>
-    <w:bookmarkStart w:id="35" w:name="material"/>
+    <w:bookmarkEnd w:id="32"/>
+    <w:bookmarkStart w:id="36" w:name="material"/>
     <w:p>
       <w:pPr>
         <w:pStyle w:val="Heading2"/>
@@ -722,7 +734,7 @@
         <w:t xml:space="preserve">Material</w:t>
       </w:r>
     </w:p>
-    <w:bookmarkStart w:id="33" w:name="material-1-2"/>
+    <w:bookmarkStart w:id="34" w:name="material-1-2"/>
     <w:p>
       <w:pPr>
         <w:pStyle w:val="Heading3"/>
@@ -741,7 +753,7 @@
       <w:r>
         <w:t xml:space="preserve"> </w:t>
       </w:r>
-      <w:hyperlink r:id="rId32">
+      <w:hyperlink r:id="rId33">
         <w:r>
           <w:rPr>
             <w:rStyle w:val="Hyperlink"/>
@@ -750,8 +762,8 @@
         </w:r>
       </w:hyperlink>
     </w:p>
-    <w:bookmarkEnd w:id="33"/>
-    <w:bookmarkStart w:id="34" w:name="material-3"/>
+    <w:bookmarkEnd w:id="34"/>
+    <w:bookmarkStart w:id="35" w:name="material-3"/>
     <w:p>
       <w:pPr>
         <w:pStyle w:val="Heading3"/>
@@ -1390,9 +1402,9 @@
         </w:tc>
       </w:tr>
     </w:tbl>
-    <w:bookmarkEnd w:id="34"/>
     <w:bookmarkEnd w:id="35"/>
     <w:bookmarkEnd w:id="36"/>
+    <w:bookmarkEnd w:id="37"/>
     <w:sectPr>
       <w:footnotePr>
         <w:numRestart w:val="eachSect"/>
